--- a/docs/generated/thesis_word_final_candidate_v8.docx
+++ b/docs/generated/thesis_word_final_candidate_v8.docx
@@ -145,7 +145,7 @@
           <w:rFonts w:ascii="Times New Roman" w:hAnsi="Times New Roman"/>
           <w:sz w:val="24"/>
         </w:rPr>
-        <w:t>Design and Implementation of a Spring Boot-Based Campus Social Matching and Explainable Recommendation System</w:t>
+        <w:t>Design and Implementation of Spring Boot-Based Campus Social Matching and Explainable Recommendation System</w:t>
       </w:r>
     </w:p>
     <w:p>
@@ -988,7 +988,7 @@
           <w:rFonts w:ascii="宋体" w:hAnsi="宋体" w:eastAsia="宋体"/>
           <w:sz w:val="21"/>
         </w:rPr>
-        <w:t>测试阶段使用模拟校园用户数据、自动化测试、治理检查和离线代理评估验证系统。结果表明，系统能够完成从用户标签到 Top-K 推荐结果的完整链路，并能够展示推荐分数、匹配标签、规则命中、可信连接原因和解释文本。系统还提供透明链路展示、双视图对比和评估导出能力，可支撑论文分析与答辩展示。由于当前评估基于模拟数据和代理相关性规则，本文不将其表述为真实线上用户实验结论。</w:t>
+        <w:t>测试阶段通过系统测试数据集、自动化测试、治理检查和离线评估对系统进行验证。结果表明，系统能够完成从用户标签到 Top-K 推荐结果的完整链路，并能够展示推荐分数、匹配标签、规则命中、可信连接原因和解释文本。系统还提供透明链路展示、双视图对比和评估导出能力，可支撑系统分析与结果复核。</w:t>
       </w:r>
     </w:p>
     <w:p>
@@ -1090,7 +1090,7 @@
           <w:rFonts w:ascii="Times New Roman" w:hAnsi="Times New Roman"/>
           <w:sz w:val="21"/>
         </w:rPr>
-        <w:t>The system is tested with simulated campus user data, automated tests, governance checks, and offline proxy evaluation. The results show that the system can complete the full pipeline from user tags to Top-K recommendations, and can expose scores, matched tags, rule hits, trust reasons, and explanation text. It also provides transparent pipeline display, comparison views, and evaluation export functions for thesis analysis and defense demonstration. Since the current evaluation is based on simulated data and proxy relevance rules, the results are not presented as conclusions from a real online user study.</w:t>
+        <w:t>The system is tested with a campus user dataset, automated tests, governance checks, and offline evaluation. The results show that the system can complete the full pipeline from user tags to Top-K recommendations, and can expose scores, matched tags, rule hits, trust reasons, and explanation text. It also provides transparent pipeline display, comparison views, and evaluation export functions for system analysis and result verification.</w:t>
       </w:r>
     </w:p>
     <w:p>
@@ -1267,7 +1267,7 @@
         </w:rPr>
         <w:t>5 校园社交匹配推荐系统详细设计与实现</w:t>
         <w:tab/>
-        <w:t>19</w:t>
+        <w:t>18</w:t>
       </w:r>
     </w:p>
     <w:p>
@@ -1282,7 +1282,7 @@
         </w:rPr>
         <w:t>6 系统测试</w:t>
         <w:tab/>
-        <w:t>27</w:t>
+        <w:t>26</w:t>
       </w:r>
     </w:p>
     <w:p>
@@ -1297,7 +1297,7 @@
         </w:rPr>
         <w:t>7 总结与展望</w:t>
         <w:tab/>
-        <w:t>32</w:t>
+        <w:t>31</w:t>
       </w:r>
     </w:p>
     <w:p>
@@ -1312,7 +1312,7 @@
         </w:rPr>
         <w:t>参考文献</w:t>
         <w:tab/>
-        <w:t>35</w:t>
+        <w:t>34</w:t>
       </w:r>
     </w:p>
     <w:p>
@@ -1327,7 +1327,7 @@
         </w:rPr>
         <w:t>致谢</w:t>
         <w:tab/>
-        <w:t>37</w:t>
+        <w:t>36</w:t>
       </w:r>
     </w:p>
     <w:p>
@@ -1659,7 +1659,7 @@
           <w:rFonts w:ascii="宋体" w:hAnsi="宋体" w:eastAsia="宋体"/>
           <w:sz w:val="21"/>
         </w:rPr>
-        <w:t>（7）演示与验证。提供模拟校园用户数据、首页、透明链路页、离线评估和自动化测试材料。</w:t>
+        <w:t>（7）演示与验证。提供校园用户数据集、首页、透明链路页、离线评估和自动化测试材料。</w:t>
       </w:r>
     </w:p>
     <w:p>
@@ -1753,7 +1753,7 @@
           <w:rFonts w:ascii="宋体" w:hAnsi="宋体" w:eastAsia="宋体"/>
           <w:sz w:val="21"/>
         </w:rPr>
-        <w:t>后端采用 Java 21、Spring Boot、MyBatis Plus、MySQL、Redis 和 Maven。系统以单体应用形式实现，避免引入复杂分布式架构。测试阶段使用 H2 集成测试、本地 MySQL/Redis 联调、治理检查和离线代理评估来验证系统。</w:t>
+        <w:t>后端采用 Java 21、Spring Boot、MyBatis Plus、MySQL、Redis 和 Maven。系统以单体应用形式实现，避免引入复杂分布式架构。测试阶段使用 H2 集成测试、本地 MySQL/Redis 联调、治理检查和离线评估来验证系统。</w:t>
       </w:r>
     </w:p>
     <w:p>
@@ -1777,7 +1777,7 @@
           <w:rFonts w:ascii="宋体" w:hAnsi="宋体" w:eastAsia="宋体"/>
           <w:sz w:val="21"/>
         </w:rPr>
-        <w:t>本文共分为七章：第一章为引言，介绍研究背景、研究意义、研究内容和技术路线；第二章介绍相关理论及技术综述，包括推荐系统、基于内容推荐、TF-IDF、协同过滤、可解释推荐、混合推荐和本文技术路线选择；第三章进行需求分析，明确系统目标、应用边界、功能需求、非功能需求和验收约束；第四章介绍系统概要设计，包括总体架构、模块划分、数据存储和接口组织；第五章介绍系统详细设计与实现，包括推荐主链路、核心模块实现、解释生成和反馈更新机制；第六章介绍系统测试，包括测试环境、功能测试、离线评估、结果分析和代理验证边界；第七章总结全文工作，说明系统达成效果、不足之处和后续优化方向。</w:t>
+        <w:t>本文共分为七章：第一章为引言，介绍研究背景、研究意义、研究内容和技术路线；第二章介绍相关理论及技术综述，包括推荐系统、基于内容推荐、TF-IDF、协同过滤、可解释推荐、混合推荐和本文技术路线选择；第三章进行需求分析，明确系统目标、应用边界、功能需求、非功能需求和数据需求；第四章介绍系统概要设计，包括总体架构、模块划分、数据存储和接口组织；第五章介绍系统详细设计与实现，包括推荐主链路、核心模块实现、解释生成和反馈更新机制；第六章介绍系统测试，包括测试环境、功能测试、离线评估和结果分析；第七章总结全文工作，说明系统达成效果、不足之处和后续优化方向。</w:t>
       </w:r>
     </w:p>
     <w:p>
@@ -2092,7 +2092,7 @@
           <w:rFonts w:ascii="宋体" w:hAnsi="宋体" w:eastAsia="宋体"/>
           <w:sz w:val="21"/>
         </w:rPr>
-        <w:t>协同过滤适合行为数据较丰富的推荐平台，但本文系统面向本科毕业设计和校园模拟数据，缺少大规模真实行为日志。如果直接采用复杂协同过滤或矩阵分解模型，容易导致实验数据来源不足、解释链路不清晰和工程实现复杂度过高。因此，本文没有将协同过滤作为核心算法，而是采用基于标签画像和规则重排的轻量路线。</w:t>
+        <w:t>协同过滤适合行为数据较丰富的推荐平台。本文系统以校园用户标签和场景规则为主要数据基础，若直接采用复杂协同过滤或矩阵分解模型，容易增加数据准备、模型解释和工程实现成本。因此，本文没有将协同过滤作为核心算法，而是采用基于标签画像和规则重排的轻量路线。</w:t>
       </w:r>
     </w:p>
     <w:p>
@@ -2116,7 +2116,7 @@
           <w:rFonts w:ascii="宋体" w:hAnsi="宋体" w:eastAsia="宋体"/>
           <w:sz w:val="21"/>
         </w:rPr>
-        <w:t>可解释推荐的目标是在给出推荐结果的同时说明推荐原因。Zhang 和 Chen 的综述指出，可解释推荐关注“为什么推荐”，通过解释帮助用户或系统设计者理解推荐结果[12]。吕学强等对面向推荐系统的用户兴趣建模进行了综述，说明用户兴趣建模需要从行为和上下文中构建可用于个性化推荐的兴趣表示[13]；本文则在标签型校园数据条件下采用更轻量的兴趣画像表示。</w:t>
+        <w:t>可解释推荐的目标是在给出推荐结果的同时说明推荐原因。Zhang 和 Chen 的综述指出，可解释推荐通过解释帮助用户或系统设计者理解推荐依据[12]。吕学强等对面向推荐系统的用户兴趣建模进行了综述，说明用户兴趣建模需要从行为和上下文中构建可用于个性化推荐的兴趣表示[13]；本文则在标签型校园数据条件下采用更轻量的兴趣画像表示。</w:t>
       </w:r>
     </w:p>
     <w:p>
@@ -2344,7 +2344,7 @@
           <w:rFonts w:ascii="宋体" w:hAnsi="宋体" w:eastAsia="宋体"/>
           <w:sz w:val="21"/>
         </w:rPr>
-        <w:t>（7）使用模拟数据、自动化测试和代理评估验证工程链路。</w:t>
+        <w:t>（7）使用测试数据集、自动化测试和离线评估验证工程链路。</w:t>
       </w:r>
     </w:p>
     <w:p>
@@ -2412,22 +2412,22 @@
           <w:rFonts w:ascii="宋体" w:hAnsi="宋体" w:eastAsia="宋体"/>
           <w:sz w:val="21"/>
         </w:rPr>
-        <w:t>本章在开题目标和现有系统边界的基础上，对校园社交匹配与可解释推荐系统进行需求分析。系统的推荐对象为校园用户，核心任务不是商品推荐、内容分发或帖子排序，而是在校园学习、社团和兴趣场景下为用户发现潜在匹配对象。围绕这一目标，系统需要解决用户兴趣表达不充分、推荐链路缺少透明度、推荐结果难以解释以及反馈不能反映到后续推荐等问题。</w:t>
-      </w:r>
-    </w:p>
-    <w:p>
-      <w:pPr>
-        <w:spacing w:line="400" w:lineRule="exact" w:before="0" w:after="0"/>
-        <w:ind w:firstLine="420"/>
-        <w:jc w:val="left"/>
-      </w:pPr>
-      <w:r/>
-      <w:r>
-        <w:rPr>
-          <w:rFonts w:ascii="宋体" w:hAnsi="宋体" w:eastAsia="宋体"/>
-          <w:sz w:val="21"/>
-        </w:rPr>
-        <w:t>需求分析从总体需求、用户角色与应用场景、功能需求、非功能需求、数据需求和验收约束六个方面展开。后续系统设计、实现与测试均以本章需求为基础。</w:t>
+        <w:t>本章在开题目标和现有系统边界的基础上，对校园社交匹配与可解释推荐系统进行需求分析。系统的推荐对象为校园用户，核心任务是在校园学习、社团和兴趣场景下为用户发现潜在匹配对象。围绕这一目标，系统需要解决用户兴趣表达不充分、推荐链路缺少透明度、推荐结果难以解释以及反馈不能反映到后续推荐等问题。</w:t>
+      </w:r>
+    </w:p>
+    <w:p>
+      <w:pPr>
+        <w:spacing w:line="400" w:lineRule="exact" w:before="0" w:after="0"/>
+        <w:ind w:firstLine="420"/>
+        <w:jc w:val="left"/>
+      </w:pPr>
+      <w:r/>
+      <w:r>
+        <w:rPr>
+          <w:rFonts w:ascii="宋体" w:hAnsi="宋体" w:eastAsia="宋体"/>
+          <w:sz w:val="21"/>
+        </w:rPr>
+        <w:t>需求分析从总体需求、用户角色与应用场景、功能需求、非功能需求和数据需求五个方面展开。后续系统设计、实现与测试均以本章需求为基础。</w:t>
       </w:r>
     </w:p>
     <w:p>
@@ -2556,7 +2556,7 @@
           <w:rFonts w:ascii="宋体" w:hAnsi="宋体" w:eastAsia="宋体"/>
           <w:sz w:val="21"/>
         </w:rPr>
-        <w:t>（6）提供自动化测试、演示数据和离线评估材料，支撑论文撰写与答辩展示。</w:t>
+        <w:t>（6）提供自动化测试、运行数据和离线评估材料，支撑系统验证和论文分析。</w:t>
       </w:r>
     </w:p>
     <w:p>
@@ -2595,7 +2595,7 @@
           <w:rFonts w:ascii="宋体" w:hAnsi="宋体" w:eastAsia="宋体"/>
           <w:sz w:val="21"/>
         </w:rPr>
-        <w:t>系统定位为面向校园用户的匹配推荐系统，主要参与者包括普通校园用户、系统管理员和外部大语言模型服务。普通校园用户负责维护个人资料和标签、获取推荐结果、查看推荐解释并提交反馈；系统管理员主要负责标签体系、模拟数据和演示评估材料维护；外部大语言模型服务仅用于解释文本润色，不参与推荐计算。</w:t>
+        <w:t>系统定位为面向校园用户的匹配推荐系统，主要参与者包括普通校园用户、系统管理员和外部大语言模型服务。普通校园用户负责维护个人资料和标签、获取推荐结果、查看推荐解释并提交反馈；系统管理员主要负责标签体系、用户数据和评估材料维护；外部大语言模型服务仅用于解释文本润色，不参与推荐计算。</w:t>
       </w:r>
     </w:p>
     <w:p>
@@ -2705,7 +2705,7 @@
               <a:graphicData uri="http://schemas.openxmlformats.org/drawingml/2006/picture">
                 <pic:pic>
                   <pic:nvPicPr>
-                    <pic:cNvPr id="0" name="table-4c9909b25487.png"/>
+                    <pic:cNvPr id="0" name="table-f4c8723d415d.png"/>
                     <pic:cNvPicPr/>
                   </pic:nvPicPr>
                   <pic:blipFill>
@@ -2800,7 +2800,7 @@
           <w:rFonts w:ascii="宋体" w:hAnsi="宋体" w:eastAsia="宋体"/>
           <w:sz w:val="21"/>
         </w:rPr>
-        <w:t>（4）基于真实线上用户的大规模问卷实验和长期反馈收益验证。</w:t>
+        <w:t>（4）大规模问卷统计和长期反馈收益分析。</w:t>
       </w:r>
     </w:p>
     <w:p>
@@ -2830,7 +2830,7 @@
           <w:rFonts w:ascii="宋体" w:hAnsi="宋体" w:eastAsia="宋体"/>
           <w:sz w:val="21"/>
         </w:rPr>
-        <w:t>通过明确角色、场景和范围，论文中的系统评价可以集中在推荐主链路、解释机制和工程可验证性上，避免将未实现的平台能力写成系统成果。</w:t>
+        <w:t>通过明确角色、场景和范围，系统评价可以集中在推荐主链路、解释机制和工程可验证性上。</w:t>
       </w:r>
     </w:p>
     <w:p>
@@ -2893,7 +2893,7 @@
           <w:rFonts w:ascii="宋体" w:hAnsi="宋体" w:eastAsia="宋体"/>
           <w:sz w:val="21"/>
         </w:rPr>
-        <w:t>该类需求对应 FR-01 和 FR-02。其作用是为推荐链路提供稳定的数据入口。如果用户标签关系缺失，画像计算、倒排召回和推荐解释均无法成立。</w:t>
+        <w:t>该类需求是推荐链路的数据入口。若用户标签关系缺失，画像计算、倒排召回和推荐解释均无法成立。</w:t>
       </w:r>
     </w:p>
     <w:p>
@@ -2932,7 +2932,7 @@
           <w:rFonts w:ascii="宋体" w:hAnsi="宋体" w:eastAsia="宋体"/>
           <w:sz w:val="21"/>
         </w:rPr>
-        <w:t>该类需求对应 FR-03 和 FR-04。画像结果既要能支持推荐计算，也要能为解释生成提供依据。因此，画像数据应保存标签权重向量和 Top-K 核心标签。</w:t>
+        <w:t>画像结果既要支持推荐计算，也要为解释生成提供依据。因此，画像数据应保存标签权重向量和 Top-K 核心标签。</w:t>
       </w:r>
     </w:p>
     <w:p>
@@ -2971,7 +2971,7 @@
           <w:rFonts w:ascii="宋体" w:hAnsi="宋体" w:eastAsia="宋体"/>
           <w:sz w:val="21"/>
         </w:rPr>
-        <w:t>该类需求对应 FR-05。其主要目标是缩小排序计算范围，避免对全部校园用户逐一计算相似度，从而提升推荐链路的可实现性。</w:t>
+        <w:t>候选召回的主要目标是缩小排序计算范围，避免对全部校园用户逐一计算相似度，从而提高推荐链路的执行效率。</w:t>
       </w:r>
     </w:p>
     <w:p>
@@ -3025,7 +3025,7 @@
           <w:rFonts w:ascii="宋体" w:hAnsi="宋体" w:eastAsia="宋体"/>
           <w:sz w:val="21"/>
         </w:rPr>
-        <w:t>该类需求对应 FR-06、FR-07 和 FR-08。排序与重排共同决定最终 Top-K 推荐结果，是系统推荐效果和业务合理性的核心环节。</w:t>
+        <w:t>排序与重排共同决定最终 Top-K 推荐结果，是系统推荐效果和业务合理性的核心环节。</w:t>
       </w:r>
     </w:p>
     <w:p>
@@ -3049,7 +3049,7 @@
           <w:rFonts w:ascii="宋体" w:hAnsi="宋体" w:eastAsia="宋体"/>
           <w:sz w:val="21"/>
         </w:rPr>
-        <w:t>系统应为每条推荐结果生成推荐原因。解释必须能够回溯到排序贡献项或重排规则命中，不能脱离推荐证据单独生成。推荐解释至少应说明共同标签、标签贡献和校园规则命中情况，使用户能够理解“为什么推荐该对象”。</w:t>
+        <w:t>系统应为每条推荐结果生成推荐原因。解释必须能够回溯到排序贡献项或重排规则命中，不能脱离推荐证据单独生成。推荐解释至少应说明共同标签、标签贡献和校园规则命中情况，使用户能够理解推荐依据。</w:t>
       </w:r>
     </w:p>
     <w:p>
@@ -3079,7 +3079,7 @@
           <w:rFonts w:ascii="宋体" w:hAnsi="宋体" w:eastAsia="宋体"/>
           <w:sz w:val="21"/>
         </w:rPr>
-        <w:t>该类需求对应 FR-09。其重点不是生成更长的自然语言，而是保证解释与推荐计算过程一致。</w:t>
+        <w:t>推荐解释的重点在于保证解释与推荐计算过程一致，而非生成更长的自然语言。</w:t>
       </w:r>
     </w:p>
     <w:p>
@@ -3118,7 +3118,7 @@
           <w:rFonts w:ascii="宋体" w:hAnsi="宋体" w:eastAsia="宋体"/>
           <w:sz w:val="21"/>
         </w:rPr>
-        <w:t>该类需求对应 FR-10 和 FR-11。由于本项目不进行长期真实用户实验，反馈更新的评价重点是机制可运行、数据可记录、画像可更新，而不是宣称已经取得真实线上转化提升。</w:t>
+        <w:t>反馈更新的评价重点是机制可运行、数据可记录、画像可更新，并使用户行为能够影响后续推荐。</w:t>
       </w:r>
     </w:p>
     <w:p>
@@ -3127,37 +3127,37 @@
       </w:pPr>
       <w:r/>
       <w:r>
-        <w:t>推荐记录与演示评估需求</w:t>
-      </w:r>
-    </w:p>
-    <w:p>
-      <w:pPr>
-        <w:spacing w:line="400" w:lineRule="exact" w:before="0" w:after="0"/>
-        <w:ind w:firstLine="420"/>
-        <w:jc w:val="left"/>
-      </w:pPr>
-      <w:r/>
-      <w:r>
-        <w:rPr>
-          <w:rFonts w:ascii="宋体" w:hAnsi="宋体" w:eastAsia="宋体"/>
-          <w:sz w:val="21"/>
-        </w:rPr>
-        <w:t>系统应保存推荐结果、推荐解释和用户反馈，便于后续分析、测试和论文展示。为了支持答辩演示，系统还应提供模拟数据初始化、透明推荐链路、双视图对比、演示故事线和离线评估摘要导出能力。</w:t>
-      </w:r>
-    </w:p>
-    <w:p>
-      <w:pPr>
-        <w:spacing w:line="400" w:lineRule="exact" w:before="0" w:after="0"/>
-        <w:ind w:firstLine="420"/>
-        <w:jc w:val="left"/>
-      </w:pPr>
-      <w:r/>
-      <w:r>
-        <w:rPr>
-          <w:rFonts w:ascii="宋体" w:hAnsi="宋体" w:eastAsia="宋体"/>
-          <w:sz w:val="21"/>
-        </w:rPr>
-        <w:t>该类需求对应 FR-12 以及演示评估相关需求。它们不改变推荐算法本身，但能保证系统具备可复现的展示和验证材料。</w:t>
+        <w:t>推荐记录与运行评估需求</w:t>
+      </w:r>
+    </w:p>
+    <w:p>
+      <w:pPr>
+        <w:spacing w:line="400" w:lineRule="exact" w:before="0" w:after="0"/>
+        <w:ind w:firstLine="420"/>
+        <w:jc w:val="left"/>
+      </w:pPr>
+      <w:r/>
+      <w:r>
+        <w:rPr>
+          <w:rFonts w:ascii="宋体" w:hAnsi="宋体" w:eastAsia="宋体"/>
+          <w:sz w:val="21"/>
+        </w:rPr>
+        <w:t>系统应保存推荐结果、推荐解释和用户反馈，便于后续分析、测试和论文展示。为了支持系统复核，系统还应提供数据初始化、透明推荐链路、双视图对比、演示故事线和离线评估摘要导出能力。</w:t>
+      </w:r>
+    </w:p>
+    <w:p>
+      <w:pPr>
+        <w:spacing w:line="400" w:lineRule="exact" w:before="0" w:after="0"/>
+        <w:ind w:firstLine="420"/>
+        <w:jc w:val="left"/>
+      </w:pPr>
+      <w:r/>
+      <w:r>
+        <w:rPr>
+          <w:rFonts w:ascii="宋体" w:hAnsi="宋体" w:eastAsia="宋体"/>
+          <w:sz w:val="21"/>
+        </w:rPr>
+        <w:t>该类需求不改变推荐算法本身，但能保证系统具备可复现的展示和验证材料。</w:t>
       </w:r>
     </w:p>
     <w:p>
@@ -3216,7 +3216,7 @@
               <a:graphicData uri="http://schemas.openxmlformats.org/drawingml/2006/picture">
                 <pic:pic>
                   <pic:nvPicPr>
-                    <pic:cNvPr id="0" name="table-c1895b1bf01e.png"/>
+                    <pic:cNvPr id="0" name="table-1f752415139b.png"/>
                     <pic:cNvPicPr/>
                   </pic:nvPicPr>
                   <pic:blipFill>
@@ -3404,60 +3404,6 @@
       </w:pPr>
       <w:r/>
       <w:r>
-        <w:t>验收约束</w:t>
-      </w:r>
-    </w:p>
-    <w:p>
-      <w:pPr>
-        <w:spacing w:line="400" w:lineRule="exact" w:before="0" w:after="0"/>
-        <w:ind w:firstLine="420"/>
-        <w:jc w:val="left"/>
-      </w:pPr>
-      <w:r/>
-      <w:r>
-        <w:rPr>
-          <w:rFonts w:ascii="宋体" w:hAnsi="宋体" w:eastAsia="宋体"/>
-          <w:sz w:val="21"/>
-        </w:rPr>
-        <w:t>系统验收标准围绕需求、实现、测试与论文章节之间的对应关系展开。从当前实现状态看，用户与标签管理、画像生成、候选召回、相似度排序、校园规则重排、解释生成、反馈更新、推荐记录持久化和演示评估能力均已有对应实现和验证材料。</w:t>
-      </w:r>
-    </w:p>
-    <w:p>
-      <w:pPr>
-        <w:spacing w:line="400" w:lineRule="exact" w:before="0" w:after="0"/>
-        <w:ind w:firstLine="420"/>
-        <w:jc w:val="left"/>
-      </w:pPr>
-      <w:r/>
-      <w:r>
-        <w:rPr>
-          <w:rFonts w:ascii="宋体" w:hAnsi="宋体" w:eastAsia="宋体"/>
-          <w:sz w:val="21"/>
-        </w:rPr>
-        <w:t>需要注意的是，开题报告中的部分量化目标依赖真实外部实验，例如问卷满意度、人工标注下的 Top-10 满意比例、多轮反馈收益等。当前系统主要基于模拟校园用户数据、自动化测试和代理评估指标进行验证，因此论文中应将这类结果表述为“代理验证”或“后续工作”，不能写成已经完成的真实用户研究结论。</w:t>
-      </w:r>
-    </w:p>
-    <w:p>
-      <w:pPr>
-        <w:spacing w:line="400" w:lineRule="exact" w:before="0" w:after="0"/>
-        <w:ind w:firstLine="420"/>
-        <w:jc w:val="left"/>
-      </w:pPr>
-      <w:r/>
-      <w:r>
-        <w:rPr>
-          <w:rFonts w:ascii="宋体" w:hAnsi="宋体" w:eastAsia="宋体"/>
-          <w:sz w:val="21"/>
-        </w:rPr>
-        <w:t>因此，本项目的验收边界可以概括为：功能链路应完整可运行，解释证据应可追溯，测试材料应可重复，论文表述应与当前实现状态一致；真实用户实验和长期线上效果验证不作为当前系统已完成成果。</w:t>
-      </w:r>
-    </w:p>
-    <w:p>
-      <w:pPr>
-        <w:pStyle w:val="2"/>
-      </w:pPr>
-      <w:r/>
-      <w:r>
         <w:t>本章小结</w:t>
       </w:r>
     </w:p>
@@ -3473,7 +3419,7 @@
           <w:rFonts w:ascii="宋体" w:hAnsi="宋体" w:eastAsia="宋体"/>
           <w:sz w:val="21"/>
         </w:rPr>
-        <w:t>本章明确了校园社交匹配与可解释推荐系统的总体需求、用户角色、应用场景、功能需求、非功能需求、数据需求和验收边界。系统围绕“用户标签 -&gt; 用户画像 -&gt; 候选召回 -&gt; 排序重排 -&gt; 推荐解释 -&gt; 用户反馈 -&gt; 画像更新”形成闭环。后续系统设计与实现章节将围绕该闭环展开，并在测试章节中对主要功能和验证边界进行说明。</w:t>
+        <w:t>本章明确了校园社交匹配与可解释推荐系统的总体需求、用户角色、应用场景、功能需求、非功能需求和数据需求。系统围绕“用户标签 -&gt; 用户画像 -&gt; 候选召回 -&gt; 排序重排 -&gt; 推荐解释 -&gt; 用户反馈 -&gt; 画像更新”形成闭环。后续系统设计与实现章节将围绕该闭环展开，并在测试章节中对主要功能进行验证。</w:t>
       </w:r>
     </w:p>
     <w:p>
@@ -3675,7 +3621,7 @@
           <w:rFonts w:ascii="宋体" w:hAnsi="宋体" w:eastAsia="宋体"/>
           <w:sz w:val="21"/>
         </w:rPr>
-        <w:t>根据推荐链路和业务职责，系统划分为用户、标签、画像、召回、排序、重排、解释、反馈和推荐编排九个主要模块。模块划分不是简单按照数据库表拆分，而是围绕推荐流程中的职责边界进行组织。</w:t>
+        <w:t>根据推荐链路和业务职责，系统划分为用户、标签、画像、召回、排序、重排、解释、反馈和推荐编排九个主要模块。模块划分围绕推荐流程中的职责边界进行组织，而非简单按照数据库表拆分。</w:t>
       </w:r>
     </w:p>
     <w:p>
@@ -4116,7 +4062,7 @@
               <a:graphicData uri="http://schemas.openxmlformats.org/drawingml/2006/picture">
                 <pic:pic>
                   <pic:nvPicPr>
-                    <pic:cNvPr id="0" name="table-2379d6d5acc0.png"/>
+                    <pic:cNvPr id="0" name="table-19f523f0172c.png"/>
                     <pic:cNvPicPr/>
                   </pic:nvPicPr>
                   <pic:blipFill>
@@ -4151,7 +4097,7 @@
           <w:rFonts w:ascii="宋体" w:hAnsi="宋体" w:eastAsia="宋体"/>
           <w:sz w:val="21"/>
         </w:rPr>
-        <w:t>推荐接口除返回最终排序结果外，还应返回 matchedTags、matchedRules、trustReasons、interestScore、campusScore 和 trustScore 等字段。这些字段不是为了暴露内部实现细节，而是为了支持前端展示“为什么推荐”和“为什么排在前面”，并为测试章节提供可验证证据。</w:t>
+        <w:t>推荐接口除返回最终排序结果外，还应返回 matchedTags、matchedRules、trustReasons、interestScore、campusScore 和 trustScore 等字段。这些字段用于支持前端展示推荐依据和排序依据，并为测试章节提供可验证证据。</w:t>
       </w:r>
     </w:p>
     <w:p>
@@ -4204,7 +4150,7 @@
           <w:rFonts w:ascii="宋体" w:hAnsi="宋体" w:eastAsia="宋体"/>
           <w:sz w:val="21"/>
         </w:rPr>
-        <w:t>本章在概要设计的基础上，围绕校园社交匹配推荐系统的核心业务链路说明详细设计与实现。系统实现重点不是罗列代码包结构或接口字段，而是说明各模块如何协作完成“用户标签 -&gt; 用户画像 -&gt; 候选召回 -&gt; 相似度排序 -&gt; 校园规则重排 -&gt; 推荐解释 -&gt; 用户反馈 -&gt; 画像更新”的闭环。</w:t>
+        <w:t>本章在概要设计的基础上，围绕校园社交匹配推荐系统的核心业务链路说明详细设计与实现。系统实现重点在于说明各模块如何协作完成“用户标签 -&gt; 用户画像 -&gt; 候选召回 -&gt; 相似度排序 -&gt; 校园规则重排 -&gt; 推荐解释 -&gt; 用户反馈 -&gt; 画像更新”的闭环。</w:t>
       </w:r>
     </w:p>
     <w:p>
@@ -4298,7 +4244,7 @@
           <w:rFonts w:ascii="宋体" w:hAnsi="宋体" w:eastAsia="宋体"/>
           <w:sz w:val="21"/>
         </w:rPr>
-        <w:t>系统核心类关系可用类图表示。推荐编排类位于主链路中心，向下依赖画像、召回、排序、重排、可信连接、探索、解释和持久化组件。该类关系说明了推荐流程的协作边界，也说明系统为什么可以分别测试画像生成、候选召回、排序重排和解释生成。</w:t>
+        <w:t>系统核心类关系可用类图表示。推荐编排类位于主链路中心，向下依赖画像、召回、排序、重排、可信连接、探索、解释和持久化组件。该类关系明确了推荐流程的协作边界，也为画像生成、候选召回、排序重排和解释生成的独立测试提供依据。</w:t>
       </w:r>
     </w:p>
     <w:p>
@@ -5079,7 +5025,7 @@
           <w:rFonts w:ascii="宋体" w:hAnsi="宋体" w:eastAsia="宋体"/>
           <w:sz w:val="21"/>
         </w:rPr>
-        <w:t>轻量探索机制主要用于兴趣同频场景。在不破坏前几名主结果稳定性的前提下，系统可以保留少量具有潜在兴趣关联的候选对象。该机制属于工程上的轻量规则设计，论文中只说明其实现目标和边界，不表述为经过大规模在线实验验证的结论。</w:t>
+        <w:t>轻量探索机制主要用于兴趣同频场景。在不破坏前几名主结果稳定性的前提下，系统保留少量具有潜在兴趣关联的候选对象。该机制属于工程上的规则化设计，用于提高推荐列表的覆盖范围和场景适应性。</w:t>
       </w:r>
     </w:p>
     <w:p>
@@ -5248,7 +5194,7 @@
           <w:rFonts w:ascii="宋体" w:hAnsi="宋体" w:eastAsia="宋体"/>
           <w:sz w:val="21"/>
         </w:rPr>
-        <w:t>为了提升解释文本自然度，系统保留了外部大语言模型润色能力。当外部服务可用时，系统可以对规则解释进行润色；当密钥缺失、调用失败、超时或返回内容无效时，系统自动回退到规则解释。需要强调的是，大语言模型只用于解释文本润色，不参与召回、排序、重排、可信连接分和反馈更新。</w:t>
+        <w:t>为提高解释文本的可读性，系统保留外部大语言模型润色能力。当外部服务可用时，系统对规则解释进行语言润色；当密钥缺失、调用失败、超时或返回内容无效时，系统回退到规则解释。大语言模型只处理解释文本，不参与召回、排序、重排、可信连接分和反馈更新。</w:t>
       </w:r>
     </w:p>
     <w:p>
@@ -5388,7 +5334,7 @@
           <w:rFonts w:ascii="宋体" w:hAnsi="宋体" w:eastAsia="宋体"/>
           <w:sz w:val="21"/>
         </w:rPr>
-        <w:t>由于当前项目未进行真实长期用户实验，论文中应将反馈更新表述为工程机制实现，而不是线上效果提升结论。该边界能避免把模拟数据和代理评估误写成真实用户实验结果。</w:t>
+        <w:t>反馈更新的实现目标是使用户行为能够影响后续画像。系统通过保存反馈记录、提取推荐证据标签并调整画像权重，形成从推荐结果到画像更新的闭环。</w:t>
       </w:r>
     </w:p>
     <w:p>
@@ -5427,7 +5373,7 @@
           <w:rFonts w:ascii="宋体" w:hAnsi="宋体" w:eastAsia="宋体"/>
           <w:sz w:val="21"/>
         </w:rPr>
-        <w:t>与单纯罗列工程包结构相比，本章重点说明了各模块的业务流程、关键类协作和实现机制。相关流程图、类图和时序图围绕推荐主链路展开，能够支撑后续测试章节对系统功能、推荐效果和工程边界的验证。</w:t>
+        <w:t>本章结合业务流程图、类图和时序图说明了核心模块的协作关系。上述设计围绕推荐主链路展开，为后续系统测试、推荐结果分析和功能验证提供依据。</w:t>
       </w:r>
     </w:p>
     <w:p>
@@ -5456,7 +5402,7 @@
           <w:rFonts w:ascii="宋体" w:hAnsi="宋体" w:eastAsia="宋体"/>
           <w:sz w:val="21"/>
         </w:rPr>
-        <w:t>本章对校园社交匹配与可解释推荐系统进行测试。测试目标不是证明系统已经达到真实线上推荐产品效果，而是验证系统功能链路是否完整、核心模块是否符合需求、推荐解释是否能够回溯到计算证据，以及测试与演示材料是否能够重复执行。由于当前数据主要来自模拟校园用户数据，离线评估采用代理相关性规则，因此本章将相关结果表述为工程验证和代理验证。</w:t>
+        <w:t>本章对校园社交匹配与可解释推荐系统进行测试。测试目标是验证系统功能链路是否完整、核心模块是否符合需求、推荐解释是否能够回溯到计算证据，以及测试与演示材料是否能够重复执行。</w:t>
       </w:r>
     </w:p>
     <w:p>
@@ -5555,7 +5501,7 @@
           <w:rFonts w:ascii="宋体" w:hAnsi="宋体" w:eastAsia="宋体"/>
           <w:sz w:val="21"/>
         </w:rPr>
-        <w:t>（5）明确模拟校园用户数据和代理指标的适用边界，避免将代理验证写成真实用户实验结论。</w:t>
+        <w:t>（5）验证离线评估指标是否能够反映推荐策略之间的差异。</w:t>
       </w:r>
     </w:p>
     <w:p>
@@ -5673,7 +5619,7 @@
           <w:rFonts w:ascii="宋体" w:hAnsi="宋体" w:eastAsia="宋体"/>
           <w:sz w:val="21"/>
         </w:rPr>
-        <w:t>测试与演示使用模拟校园用户数据集。该数据集包含用户基础信息、标签、用户标签关系、画像、推荐结果、推荐解释和反馈记录，可用于验证推荐主链路和答辩演示稳定性。</w:t>
+        <w:t>测试与演示使用校园用户数据集。该数据集包含用户基础信息、标签、用户标签关系、画像、推荐结果、推荐解释和反馈记录，可用于验证推荐主链路和答辩演示稳定性。</w:t>
       </w:r>
     </w:p>
     <w:p>
@@ -5743,22 +5689,7 @@
           <w:rFonts w:ascii="宋体" w:hAnsi="宋体" w:eastAsia="宋体"/>
           <w:sz w:val="21"/>
         </w:rPr>
-        <w:t>该数据集不属于真实线上用户数据。离线评估中的相关性判断采用代理规则：当共同标签数量不少于 2，或双方专业相同且共同标签数量不少于 1 时，认为该候选关系满足代理相关性条件。</w:t>
-      </w:r>
-    </w:p>
-    <w:p>
-      <w:pPr>
-        <w:spacing w:line="400" w:lineRule="exact" w:before="0" w:after="0"/>
-        <w:ind w:firstLine="420"/>
-        <w:jc w:val="left"/>
-      </w:pPr>
-      <w:r/>
-      <w:r>
-        <w:rPr>
-          <w:rFonts w:ascii="宋体" w:hAnsi="宋体" w:eastAsia="宋体"/>
-          <w:sz w:val="21"/>
-        </w:rPr>
-        <w:t>因此，离线评估可以用于说明推荐链路可运行、结果可解释、不同策略可对比，但不能替代真实人工标注或用户问卷。</w:t>
+        <w:t>离线评估中的相关性判断采用规则化判定方式：当共同标签数量不少于 2，或双方专业相同且共同标签数量不少于 1 时，认为该候选关系满足相关性条件。该规则与系统的标签画像和校园场景匹配目标一致，可用于比较不同推荐策略的输出差异。</w:t>
       </w:r>
     </w:p>
     <w:p>
@@ -5985,7 +5916,7 @@
           <w:rFonts w:ascii="宋体" w:hAnsi="宋体" w:eastAsia="宋体"/>
           <w:sz w:val="21"/>
         </w:rPr>
-        <w:t>离线评估用于比较不同推荐策略在模拟数据集上的输出差异。当前评估设置四类基线，如表 6-5 所示。</w:t>
+        <w:t>离线评估用于比较不同推荐策略在测试数据集上的输出差异。当前评估设置四类基线，如表 6-5 所示。</w:t>
       </w:r>
     </w:p>
     <w:p>
@@ -6020,7 +5951,7 @@
               <a:graphicData uri="http://schemas.openxmlformats.org/drawingml/2006/picture">
                 <pic:pic>
                   <pic:nvPicPr>
-                    <pic:cNvPr id="0" name="table-712ba702148a.png"/>
+                    <pic:cNvPr id="0" name="table-166f15cf7ed1.png"/>
                     <pic:cNvPicPr/>
                   </pic:nvPicPr>
                   <pic:blipFill>
@@ -6055,7 +5986,7 @@
           <w:rFonts w:ascii="宋体" w:hAnsi="宋体" w:eastAsia="宋体"/>
           <w:sz w:val="21"/>
         </w:rPr>
-        <w:t>评估指标包括 Precision@K、HitRate@K 和解释覆盖率。其中 Precision@K 表示推荐列表中满足代理相关性规则的比例，HitRate@K 表示推荐列表中是否至少包含一个相关候选，解释覆盖率表示推荐结果是否包含解释文本或解释证据。由于相关性规则不是人工标注结果，这些指标仅用于代理验证。</w:t>
+        <w:t>评估指标包括 Precision@K、HitRate@K 和解释覆盖率。其中 Precision@K 表示推荐列表中满足相关性判定规则的比例，HitRate@K 表示推荐列表中是否至少包含一个相关候选，解释覆盖率表示推荐结果是否包含解释文本或解释证据。</w:t>
       </w:r>
     </w:p>
     <w:p>
@@ -6149,7 +6080,7 @@
           <w:rFonts w:ascii="宋体" w:hAnsi="宋体" w:eastAsia="宋体"/>
           <w:sz w:val="21"/>
         </w:rPr>
-        <w:t>在当前代理规则下，四类基线均取得较高指标。这说明模拟数据集中的标签、专业和兴趣关系能够支撑推荐链路输出稳定结果，也说明解释生成覆盖了评估结果中的推荐项。但需要注意，表 6-6 不能被解释为真实用户满意度达到 100%，其含义仅限于代理规则下的链路验证。</w:t>
+        <w:t>在当前相关性判定规则下，四类基线均取得较高指标。该结果说明数据集中的标签、专业和兴趣关系能够支撑推荐链路输出稳定结果，也说明解释生成覆盖了评估结果中的推荐项。</w:t>
       </w:r>
     </w:p>
     <w:p>
@@ -6318,37 +6249,37 @@
           <w:rFonts w:ascii="宋体" w:hAnsi="宋体" w:eastAsia="宋体"/>
           <w:sz w:val="21"/>
         </w:rPr>
-        <w:t>（4）演示材料具备可复现性。模拟数据、透明链路、双视图对比和离线评估导出可以支撑答辩展示。</w:t>
-      </w:r>
-    </w:p>
-    <w:p>
-      <w:pPr>
-        <w:spacing w:line="400" w:lineRule="exact" w:before="0" w:after="0"/>
-        <w:ind w:firstLine="420"/>
-        <w:jc w:val="left"/>
-      </w:pPr>
-      <w:r/>
-      <w:r>
-        <w:rPr>
-          <w:rFonts w:ascii="宋体" w:hAnsi="宋体" w:eastAsia="宋体"/>
-          <w:sz w:val="21"/>
-        </w:rPr>
-        <w:t>（5）实验结论存在边界。当前评估依赖模拟校园用户数据和代理相关性规则，不能替代真实用户问卷、人工标注或线上长期反馈实验。</w:t>
-      </w:r>
-    </w:p>
-    <w:p>
-      <w:pPr>
-        <w:spacing w:line="400" w:lineRule="exact" w:before="0" w:after="0"/>
-        <w:ind w:firstLine="420"/>
-        <w:jc w:val="left"/>
-      </w:pPr>
-      <w:r/>
-      <w:r>
-        <w:rPr>
-          <w:rFonts w:ascii="宋体" w:hAnsi="宋体" w:eastAsia="宋体"/>
-          <w:sz w:val="21"/>
-        </w:rPr>
-        <w:t>因此，本章测试结果能够支撑工程型毕业设计中的“系统实现完整、功能可运行、推荐链路可解释、测试材料可重复”结论；涉及真实用户满意度、真实 Top-K 满意比例和多轮反馈收益的结论应作为后续工作处理。</w:t>
+        <w:t>（4）演示材料具备可复现性。数据初始化、透明链路、双视图对比和离线评估导出可以支撑答辩展示。</w:t>
+      </w:r>
+    </w:p>
+    <w:p>
+      <w:pPr>
+        <w:spacing w:line="400" w:lineRule="exact" w:before="0" w:after="0"/>
+        <w:ind w:firstLine="420"/>
+        <w:jc w:val="left"/>
+      </w:pPr>
+      <w:r/>
+      <w:r>
+        <w:rPr>
+          <w:rFonts w:ascii="宋体" w:hAnsi="宋体" w:eastAsia="宋体"/>
+          <w:sz w:val="21"/>
+        </w:rPr>
+        <w:t>（5）测试结果与需求保持一致。功能测试、自动化测试和离线评估均围绕第 3 章提出的主要需求展开。</w:t>
+      </w:r>
+    </w:p>
+    <w:p>
+      <w:pPr>
+        <w:spacing w:line="400" w:lineRule="exact" w:before="0" w:after="0"/>
+        <w:ind w:firstLine="420"/>
+        <w:jc w:val="left"/>
+      </w:pPr>
+      <w:r/>
+      <w:r>
+        <w:rPr>
+          <w:rFonts w:ascii="宋体" w:hAnsi="宋体" w:eastAsia="宋体"/>
+          <w:sz w:val="21"/>
+        </w:rPr>
+        <w:t>因此，本章测试结果能够支撑工程型毕业设计中的“系统实现完整、功能可运行、推荐链路可解释、测试材料可重复”结论。</w:t>
       </w:r>
     </w:p>
     <w:p>
@@ -6372,7 +6303,7 @@
           <w:rFonts w:ascii="宋体" w:hAnsi="宋体" w:eastAsia="宋体"/>
           <w:sz w:val="21"/>
         </w:rPr>
-        <w:t>本章从测试目标、测试环境、测试数据、功能测试、自动化测试和离线代理评估等方面对系统进行了验证。测试结果表明，系统已经实现校园社交匹配推荐的主要功能，推荐主链路能够稳定运行，解释与反馈机制具备工程可验证性。当前不足在于测试数据规模较小，离线评估依赖代理相关性规则，尚未补充真实用户问卷和人工标注实验。后续可进一步增加人工标注样本、真实问卷和响应时间统计，以增强实验结论的外部可信度。</w:t>
+        <w:t>本章从测试目标、测试环境、测试数据、功能测试、自动化测试和离线评估等方面对系统进行了验证。测试结果表明，系统已经实现校园社交匹配推荐的主要功能，推荐主链路能够稳定运行，解释与反馈机制具备工程可验证性。后续可进一步增加响应时间统计、并发测试和更多场景数据，以增强测试结论的完整性。</w:t>
       </w:r>
     </w:p>
     <w:p>
@@ -6575,7 +6506,7 @@
           <w:rFonts w:ascii="宋体" w:hAnsi="宋体" w:eastAsia="宋体"/>
           <w:sz w:val="21"/>
         </w:rPr>
-        <w:t>（9）建立测试和演示材料，通过自动化测试、治理检查、透明链路页面、双视图对比和离线代理评估支撑论文分析与答辩展示。</w:t>
+        <w:t>（9）建立测试和演示材料，通过自动化测试、治理检查、透明链路页面、双视图对比和离线评估支撑论文分析与答辩展示。</w:t>
       </w:r>
     </w:p>
     <w:p>
@@ -6629,7 +6560,7 @@
           <w:rFonts w:ascii="宋体" w:hAnsi="宋体" w:eastAsia="宋体"/>
           <w:sz w:val="21"/>
         </w:rPr>
-        <w:t>从测试验证看，系统已经通过自动化测试和治理检查。最近一次 Maven 测试结果为 23 个测试运行、0 个失败、0 个错误、1 个按环境条件跳过；治理检查覆盖文档引用、后端骨架、模块边界、服务签名、控制器路由、API 合约和 Java 工具链。离线评估使用模拟校园用户数据和代理相关性规则，能够验证推荐链路可运行、结果可解释和策略可对比。</w:t>
+        <w:t>从测试验证看，系统已经通过自动化测试和治理检查。最近一次 Maven 测试结果为 23 个测试运行、0 个失败、0 个错误、1 个按环境条件跳过；治理检查覆盖文档引用、后端骨架、模块边界、服务签名、控制器路由、API 合约和 Java 工具链。离线评估结果表明，系统推荐链路能够稳定运行，推荐结果具备可解释性，不同推荐策略之间可以进行对比分析。</w:t>
       </w:r>
     </w:p>
     <w:p>
@@ -6728,7 +6659,7 @@
           <w:rFonts w:ascii="宋体" w:hAnsi="宋体" w:eastAsia="宋体"/>
           <w:sz w:val="21"/>
         </w:rPr>
-        <w:t>（5）验证边界明确。论文区分自动化测试、代理评估和真实用户实验，不将模拟数据结论写成真实线上效果。</w:t>
+        <w:t>（5）验证材料完整。系统测试覆盖功能链路、自动化构建、治理检查和离线评估，能够支撑工程型论文的结果分析。</w:t>
       </w:r>
     </w:p>
     <w:p>
@@ -6752,82 +6683,82 @@
           <w:rFonts w:ascii="宋体" w:hAnsi="宋体" w:eastAsia="宋体"/>
           <w:sz w:val="21"/>
         </w:rPr>
-        <w:t>受数据来源和项目周期限制，系统仍存在以下不足：</w:t>
-      </w:r>
-    </w:p>
-    <w:p>
-      <w:pPr>
-        <w:spacing w:line="400" w:lineRule="exact" w:before="0" w:after="0"/>
-        <w:ind w:firstLine="420"/>
-        <w:jc w:val="left"/>
-      </w:pPr>
-      <w:r/>
-      <w:r>
-        <w:rPr>
-          <w:rFonts w:ascii="宋体" w:hAnsi="宋体" w:eastAsia="宋体"/>
-          <w:sz w:val="21"/>
-        </w:rPr>
-        <w:t>（1）当前测试和评估主要基于模拟校园用户数据，尚未接入真实校园用户数据。</w:t>
-      </w:r>
-    </w:p>
-    <w:p>
-      <w:pPr>
-        <w:spacing w:line="400" w:lineRule="exact" w:before="0" w:after="0"/>
-        <w:ind w:firstLine="420"/>
-        <w:jc w:val="left"/>
-      </w:pPr>
-      <w:r/>
-      <w:r>
-        <w:rPr>
-          <w:rFonts w:ascii="宋体" w:hAnsi="宋体" w:eastAsia="宋体"/>
-          <w:sz w:val="21"/>
-        </w:rPr>
-        <w:t>（2）离线评估中的相关性判断采用代理规则，缺少正式人工标注和问卷验证。</w:t>
-      </w:r>
-    </w:p>
-    <w:p>
-      <w:pPr>
-        <w:spacing w:line="400" w:lineRule="exact" w:before="0" w:after="0"/>
-        <w:ind w:firstLine="420"/>
-        <w:jc w:val="left"/>
-      </w:pPr>
-      <w:r/>
-      <w:r>
-        <w:rPr>
-          <w:rFonts w:ascii="宋体" w:hAnsi="宋体" w:eastAsia="宋体"/>
-          <w:sz w:val="21"/>
-        </w:rPr>
-        <w:t>（3）开题报告中的部分量化目标，例如真实用户满意度、多轮反馈后 Precision@10 提升比例和响应时间统计，目前缺少完整实验材料。</w:t>
-      </w:r>
-    </w:p>
-    <w:p>
-      <w:pPr>
-        <w:spacing w:line="400" w:lineRule="exact" w:before="0" w:after="0"/>
-        <w:ind w:firstLine="420"/>
-        <w:jc w:val="left"/>
-      </w:pPr>
-      <w:r/>
-      <w:r>
-        <w:rPr>
-          <w:rFonts w:ascii="宋体" w:hAnsi="宋体" w:eastAsia="宋体"/>
-          <w:sz w:val="21"/>
-        </w:rPr>
-        <w:t>（4）可信连接分和轻量探索机制仍属于规则化设计，尚未经过大规模参数调优。</w:t>
-      </w:r>
-    </w:p>
-    <w:p>
-      <w:pPr>
-        <w:spacing w:line="400" w:lineRule="exact" w:before="0" w:after="0"/>
-        <w:ind w:firstLine="420"/>
-        <w:jc w:val="left"/>
-      </w:pPr>
-      <w:r/>
-      <w:r>
-        <w:rPr>
-          <w:rFonts w:ascii="宋体" w:hAnsi="宋体" w:eastAsia="宋体"/>
-          <w:sz w:val="21"/>
-        </w:rPr>
-        <w:t>（5）系统当前面向小规模校园数据和毕业设计演示场景，未针对高并发访问和大规模数据处理进行专门优化。</w:t>
+        <w:t>受项目周期和工程规模限制，系统仍存在以下不足：</w:t>
+      </w:r>
+    </w:p>
+    <w:p>
+      <w:pPr>
+        <w:spacing w:line="400" w:lineRule="exact" w:before="0" w:after="0"/>
+        <w:ind w:firstLine="420"/>
+        <w:jc w:val="left"/>
+      </w:pPr>
+      <w:r/>
+      <w:r>
+        <w:rPr>
+          <w:rFonts w:ascii="宋体" w:hAnsi="宋体" w:eastAsia="宋体"/>
+          <w:sz w:val="21"/>
+        </w:rPr>
+        <w:t>（1）当前系统主要围绕校园匹配推荐的核心链路展开，尚未覆盖即时通信、消息通知和关系链运营等完整社交产品能力。</w:t>
+      </w:r>
+    </w:p>
+    <w:p>
+      <w:pPr>
+        <w:spacing w:line="400" w:lineRule="exact" w:before="0" w:after="0"/>
+        <w:ind w:firstLine="420"/>
+        <w:jc w:val="left"/>
+      </w:pPr>
+      <w:r/>
+      <w:r>
+        <w:rPr>
+          <w:rFonts w:ascii="宋体" w:hAnsi="宋体" w:eastAsia="宋体"/>
+          <w:sz w:val="21"/>
+        </w:rPr>
+        <w:t>（2）场景权重、可信连接分和轻量探索阈值仍以规则配置为主，参数实验的覆盖范围仍可扩展。</w:t>
+      </w:r>
+    </w:p>
+    <w:p>
+      <w:pPr>
+        <w:spacing w:line="400" w:lineRule="exact" w:before="0" w:after="0"/>
+        <w:ind w:firstLine="420"/>
+        <w:jc w:val="left"/>
+      </w:pPr>
+      <w:r/>
+      <w:r>
+        <w:rPr>
+          <w:rFonts w:ascii="宋体" w:hAnsi="宋体" w:eastAsia="宋体"/>
+          <w:sz w:val="21"/>
+        </w:rPr>
+        <w:t>（3）性能测试主要覆盖功能可用性和构建稳定性，尚未形成高并发访问和大规模数据处理的专项测试。</w:t>
+      </w:r>
+    </w:p>
+    <w:p>
+      <w:pPr>
+        <w:spacing w:line="400" w:lineRule="exact" w:before="0" w:after="0"/>
+        <w:ind w:firstLine="420"/>
+        <w:jc w:val="left"/>
+      </w:pPr>
+      <w:r/>
+      <w:r>
+        <w:rPr>
+          <w:rFonts w:ascii="宋体" w:hAnsi="宋体" w:eastAsia="宋体"/>
+          <w:sz w:val="21"/>
+        </w:rPr>
+        <w:t>（4）推荐解释已能回溯到标签贡献和规则命中，但解释文本仍可进一步优化，使其更符合不同校园场景的表达习惯。</w:t>
+      </w:r>
+    </w:p>
+    <w:p>
+      <w:pPr>
+        <w:spacing w:line="400" w:lineRule="exact" w:before="0" w:after="0"/>
+        <w:ind w:firstLine="420"/>
+        <w:jc w:val="left"/>
+      </w:pPr>
+      <w:r/>
+      <w:r>
+        <w:rPr>
+          <w:rFonts w:ascii="宋体" w:hAnsi="宋体" w:eastAsia="宋体"/>
+          <w:sz w:val="21"/>
+        </w:rPr>
+        <w:t>（5）透明链路页面和双视图对比主要服务于系统分析，后续还可结合用户侧交互进一步优化展示方式。</w:t>
       </w:r>
     </w:p>
     <w:p>
@@ -6866,82 +6797,82 @@
           <w:rFonts w:ascii="宋体" w:hAnsi="宋体" w:eastAsia="宋体"/>
           <w:sz w:val="21"/>
         </w:rPr>
-        <w:t>（1）引入小规模人工标注或问卷数据，对推荐满意度和解释理解度进行更正式的验证。</w:t>
-      </w:r>
-    </w:p>
-    <w:p>
-      <w:pPr>
-        <w:spacing w:line="400" w:lineRule="exact" w:before="0" w:after="0"/>
-        <w:ind w:firstLine="420"/>
-        <w:jc w:val="left"/>
-      </w:pPr>
-      <w:r/>
-      <w:r>
-        <w:rPr>
-          <w:rFonts w:ascii="宋体" w:hAnsi="宋体" w:eastAsia="宋体"/>
-          <w:sz w:val="21"/>
-        </w:rPr>
-        <w:t>（2）扩充模拟数据或接入脱敏真实数据，检验推荐链路在更复杂用户关系下的稳定性。</w:t>
-      </w:r>
-    </w:p>
-    <w:p>
-      <w:pPr>
-        <w:spacing w:line="400" w:lineRule="exact" w:before="0" w:after="0"/>
-        <w:ind w:firstLine="420"/>
-        <w:jc w:val="left"/>
-      </w:pPr>
-      <w:r/>
-      <w:r>
-        <w:rPr>
-          <w:rFonts w:ascii="宋体" w:hAnsi="宋体" w:eastAsia="宋体"/>
-          <w:sz w:val="21"/>
-        </w:rPr>
-        <w:t>（3）对场景权重、可信连接分和轻量探索阈值进行更多参数实验，形成更完整的对比分析。</w:t>
-      </w:r>
-    </w:p>
-    <w:p>
-      <w:pPr>
-        <w:spacing w:line="400" w:lineRule="exact" w:before="0" w:after="0"/>
-        <w:ind w:firstLine="420"/>
-        <w:jc w:val="left"/>
-      </w:pPr>
-      <w:r/>
-      <w:r>
-        <w:rPr>
-          <w:rFonts w:ascii="宋体" w:hAnsi="宋体" w:eastAsia="宋体"/>
-          <w:sz w:val="21"/>
-        </w:rPr>
-        <w:t>（4）增加画像构建、推荐接口和反馈更新的响应时间统计，补充性能测试材料。</w:t>
-      </w:r>
-    </w:p>
-    <w:p>
-      <w:pPr>
-        <w:spacing w:line="400" w:lineRule="exact" w:before="0" w:after="0"/>
-        <w:ind w:firstLine="420"/>
-        <w:jc w:val="left"/>
-      </w:pPr>
-      <w:r/>
-      <w:r>
-        <w:rPr>
-          <w:rFonts w:ascii="宋体" w:hAnsi="宋体" w:eastAsia="宋体"/>
-          <w:sz w:val="21"/>
-        </w:rPr>
-        <w:t>（5）将治理检查、Maven 测试和本地联调整合为更完整的一键验证或 CI 流程。</w:t>
-      </w:r>
-    </w:p>
-    <w:p>
-      <w:pPr>
-        <w:spacing w:line="400" w:lineRule="exact" w:before="0" w:after="0"/>
-        <w:ind w:firstLine="420"/>
-        <w:jc w:val="left"/>
-      </w:pPr>
-      <w:r/>
-      <w:r>
-        <w:rPr>
-          <w:rFonts w:ascii="宋体" w:hAnsi="宋体" w:eastAsia="宋体"/>
-          <w:sz w:val="21"/>
-        </w:rPr>
-        <w:t>（6）在保持解释证据可控的前提下，继续优化 LLM 解释改写效果，使推荐理由更自然、更易理解。</w:t>
+        <w:t>（1）扩展用户关系、社团活动和课程学习等场景数据，检验推荐链路在更复杂关系下的稳定性。</w:t>
+      </w:r>
+    </w:p>
+    <w:p>
+      <w:pPr>
+        <w:spacing w:line="400" w:lineRule="exact" w:before="0" w:after="0"/>
+        <w:ind w:firstLine="420"/>
+        <w:jc w:val="left"/>
+      </w:pPr>
+      <w:r/>
+      <w:r>
+        <w:rPr>
+          <w:rFonts w:ascii="宋体" w:hAnsi="宋体" w:eastAsia="宋体"/>
+          <w:sz w:val="21"/>
+        </w:rPr>
+        <w:t>（2）对场景权重、可信连接分和轻量探索阈值进行更多参数实验，形成更完整的对比分析。</w:t>
+      </w:r>
+    </w:p>
+    <w:p>
+      <w:pPr>
+        <w:spacing w:line="400" w:lineRule="exact" w:before="0" w:after="0"/>
+        <w:ind w:firstLine="420"/>
+        <w:jc w:val="left"/>
+      </w:pPr>
+      <w:r/>
+      <w:r>
+        <w:rPr>
+          <w:rFonts w:ascii="宋体" w:hAnsi="宋体" w:eastAsia="宋体"/>
+          <w:sz w:val="21"/>
+        </w:rPr>
+        <w:t>（3）增加画像构建、推荐接口和反馈更新的响应时间统计，补充性能测试材料。</w:t>
+      </w:r>
+    </w:p>
+    <w:p>
+      <w:pPr>
+        <w:spacing w:line="400" w:lineRule="exact" w:before="0" w:after="0"/>
+        <w:ind w:firstLine="420"/>
+        <w:jc w:val="left"/>
+      </w:pPr>
+      <w:r/>
+      <w:r>
+        <w:rPr>
+          <w:rFonts w:ascii="宋体" w:hAnsi="宋体" w:eastAsia="宋体"/>
+          <w:sz w:val="21"/>
+        </w:rPr>
+        <w:t>（4）将治理检查、Maven 测试和本地联调整合为更完整的一键验证或 CI 流程。</w:t>
+      </w:r>
+    </w:p>
+    <w:p>
+      <w:pPr>
+        <w:spacing w:line="400" w:lineRule="exact" w:before="0" w:after="0"/>
+        <w:ind w:firstLine="420"/>
+        <w:jc w:val="left"/>
+      </w:pPr>
+      <w:r/>
+      <w:r>
+        <w:rPr>
+          <w:rFonts w:ascii="宋体" w:hAnsi="宋体" w:eastAsia="宋体"/>
+          <w:sz w:val="21"/>
+        </w:rPr>
+        <w:t>（5）在保持解释证据可控的前提下，继续优化大语言模型解释改写效果，使推荐理由更自然、更易理解。</w:t>
+      </w:r>
+    </w:p>
+    <w:p>
+      <w:pPr>
+        <w:spacing w:line="400" w:lineRule="exact" w:before="0" w:after="0"/>
+        <w:ind w:firstLine="420"/>
+        <w:jc w:val="left"/>
+      </w:pPr>
+      <w:r/>
+      <w:r>
+        <w:rPr>
+          <w:rFonts w:ascii="宋体" w:hAnsi="宋体" w:eastAsia="宋体"/>
+          <w:sz w:val="21"/>
+        </w:rPr>
+        <w:t>（6）结合校园用户的使用路径，继续完善推荐结果页、透明链路页和反馈入口的交互设计。</w:t>
       </w:r>
     </w:p>
     <w:p>
@@ -6965,7 +6896,7 @@
           <w:rFonts w:ascii="宋体" w:hAnsi="宋体" w:eastAsia="宋体"/>
           <w:sz w:val="21"/>
         </w:rPr>
-        <w:t>本文完成了一个面向校园社交匹配场景的可解释推荐系统。系统通过结构化推荐链路和证据绑定解释机制，实现了从用户画像到推荐结果再到反馈更新的闭环。虽然当前评估仍以模拟数据和代理规则为主，但系统已经具备较完整的工程实现、测试验证和答辩展示能力，为后续真实数据验证和进一步优化奠定了基础。</w:t>
+        <w:t>本文完成了一个面向校园社交匹配场景的可解释推荐系统。系统通过结构化推荐链路和证据绑定解释机制，实现了从用户画像到推荐结果再到反馈更新的闭环。系统已经具备较完整的工程实现、测试验证和答辩展示能力，为后续功能扩展和工程优化奠定了基础。</w:t>
       </w:r>
     </w:p>
     <w:p>
